--- a/Databases/DB Comparison.docx
+++ b/Databases/DB Comparison.docx
@@ -1,10 +1,11 @@
 
 <file path=word/document.xml><?xml version="1.0" encoding="utf-8"?>
-<w:document xmlns:wpc="http://schemas.microsoft.com/office/word/2010/wordprocessingCanvas" xmlns:cx="http://schemas.microsoft.com/office/drawing/2014/chartex" xmlns:cx1="http://schemas.microsoft.com/office/drawing/2015/9/8/chartex" xmlns:cx2="http://schemas.microsoft.com/office/drawing/2015/10/21/chartex" xmlns:cx3="http://schemas.microsoft.com/office/drawing/2016/5/9/chartex" xmlns:cx4="http://schemas.microsoft.com/office/drawing/2016/5/10/chartex" xmlns:cx5="http://schemas.microsoft.com/office/drawing/2016/5/11/chartex" xmlns:cx6="http://schemas.microsoft.com/office/drawing/2016/5/12/chartex" xmlns:cx7="http://schemas.microsoft.com/office/drawing/2016/5/13/chartex" xmlns:cx8="http://schemas.microsoft.com/office/drawing/2016/5/14/chartex" xmlns:mc="http://schemas.openxmlformats.org/markup-compatibility/2006" xmlns:aink="http://schemas.microsoft.com/office/drawing/2016/ink" xmlns:am3d="http://schemas.microsoft.com/office/drawing/2017/model3d" xmlns:o="urn:schemas-microsoft-com:office:office" xmlns:r="http://schemas.openxmlformats.org/officeDocument/2006/relationships" xmlns:m="http://schemas.openxmlformats.org/officeDocument/2006/math" xmlns:v="urn:schemas-microsoft-com:vml" xmlns:wp14="http://schemas.microsoft.com/office/word/2010/wordprocessingDrawing" xmlns:wp="http://schemas.openxmlformats.org/drawingml/2006/wordprocessingDrawing" xmlns:w10="urn:schemas-microsoft-com:office:word" xmlns:w="http://schemas.openxmlformats.org/wordprocessingml/2006/main" xmlns:w14="http://schemas.microsoft.com/office/word/2010/wordml" xmlns:w15="http://schemas.microsoft.com/office/word/2012/wordml" xmlns:w16cex="http://schemas.microsoft.com/office/word/2018/wordml/cex" xmlns:w16cid="http://schemas.microsoft.com/office/word/2016/wordml/cid" xmlns:w16="http://schemas.microsoft.com/office/word/2018/wordml" xmlns:w16sdtdh="http://schemas.microsoft.com/office/word/2020/wordml/sdtdatahash" xmlns:w16se="http://schemas.microsoft.com/office/word/2015/wordml/symex" xmlns:wpg="http://schemas.microsoft.com/office/word/2010/wordprocessingGroup" xmlns:wpi="http://schemas.microsoft.com/office/word/2010/wordprocessingInk" xmlns:wne="http://schemas.microsoft.com/office/word/2006/wordml" xmlns:wps="http://schemas.microsoft.com/office/word/2010/wordprocessingShape" mc:Ignorable="w14 w15 w16se w16cid w16 w16cex w16sdtdh wp14">
+<w:document xmlns:wpc="http://schemas.microsoft.com/office/word/2010/wordprocessingCanvas" xmlns:cx="http://schemas.microsoft.com/office/drawing/2014/chartex" xmlns:cx1="http://schemas.microsoft.com/office/drawing/2015/9/8/chartex" xmlns:cx2="http://schemas.microsoft.com/office/drawing/2015/10/21/chartex" xmlns:cx3="http://schemas.microsoft.com/office/drawing/2016/5/9/chartex" xmlns:cx4="http://schemas.microsoft.com/office/drawing/2016/5/10/chartex" xmlns:cx5="http://schemas.microsoft.com/office/drawing/2016/5/11/chartex" xmlns:cx6="http://schemas.microsoft.com/office/drawing/2016/5/12/chartex" xmlns:cx7="http://schemas.microsoft.com/office/drawing/2016/5/13/chartex" xmlns:cx8="http://schemas.microsoft.com/office/drawing/2016/5/14/chartex" xmlns:mc="http://schemas.openxmlformats.org/markup-compatibility/2006" xmlns:aink="http://schemas.microsoft.com/office/drawing/2016/ink" xmlns:am3d="http://schemas.microsoft.com/office/drawing/2017/model3d" xmlns:o="urn:schemas-microsoft-com:office:office" xmlns:r="http://schemas.openxmlformats.org/officeDocument/2006/relationships" xmlns:m="http://schemas.openxmlformats.org/officeDocument/2006/math" xmlns:v="urn:schemas-microsoft-com:vml" xmlns:wp14="http://schemas.microsoft.com/office/word/2010/wordprocessingDrawing" xmlns:wp="http://schemas.openxmlformats.org/drawingml/2006/wordprocessingDrawing" xmlns:w10="urn:schemas-microsoft-com:office:word" xmlns:w="http://schemas.openxmlformats.org/wordprocessingml/2006/main" xmlns:w14="http://schemas.microsoft.com/office/word/2010/wordml" xmlns:w15="http://schemas.microsoft.com/office/word/2012/wordml" xmlns:w16cid="http://schemas.microsoft.com/office/word/2016/wordml/cid" xmlns:w16se="http://schemas.microsoft.com/office/word/2015/wordml/symex" xmlns:wpg="http://schemas.microsoft.com/office/word/2010/wordprocessingGroup" xmlns:wpi="http://schemas.microsoft.com/office/word/2010/wordprocessingInk" xmlns:wne="http://schemas.microsoft.com/office/word/2006/wordml" xmlns:wps="http://schemas.microsoft.com/office/word/2010/wordprocessingShape" mc:Ignorable="w14 w15 w16se w16cid wp14">
+  <w:background w:color="000000" w:themeColor="text1"/>
   <w:body>
     <w:tbl>
       <w:tblPr>
-        <w:tblStyle w:val="TableGrid"/>
+        <w:tblStyle w:val="a3"/>
         <w:tblW w:w="0" w:type="auto"/>
         <w:tblLook w:val="04A0" w:firstRow="1" w:lastRow="0" w:firstColumn="1" w:lastColumn="0" w:noHBand="0" w:noVBand="1"/>
       </w:tblPr>
@@ -466,11 +467,9 @@
     </w:tbl>
     <w:p>
       <w:pPr>
-        <w:shd w:val="clear" w:color="auto" w:fill="FFFFFF"/>
         <w:spacing w:after="0" w:line="240" w:lineRule="auto"/>
         <w:rPr>
           <w:rFonts w:ascii="Arial" w:eastAsia="Times New Roman" w:hAnsi="Arial" w:cs="Arial"/>
-          <w:color w:val="3B4854"/>
           <w:spacing w:val="12"/>
           <w:sz w:val="29"/>
           <w:szCs w:val="29"/>
@@ -480,11 +479,9 @@
     </w:p>
     <w:p>
       <w:pPr>
-        <w:shd w:val="clear" w:color="auto" w:fill="FFFFFF"/>
         <w:spacing w:line="240" w:lineRule="auto"/>
         <w:rPr>
           <w:rFonts w:ascii="Arial" w:eastAsia="Times New Roman" w:hAnsi="Arial" w:cs="Arial"/>
-          <w:color w:val="3B4854"/>
           <w:spacing w:val="14"/>
           <w:sz w:val="29"/>
           <w:szCs w:val="29"/>
@@ -495,7 +492,6 @@
         <w:rPr>
           <w:rFonts w:ascii="Arial" w:eastAsia="Times New Roman" w:hAnsi="Arial" w:cs="Arial"/>
           <w:noProof/>
-          <w:color w:val="3B4854"/>
           <w:spacing w:val="14"/>
           <w:sz w:val="29"/>
           <w:szCs w:val="29"/>
@@ -553,11 +549,9 @@
     </w:p>
     <w:p>
       <w:pPr>
-        <w:shd w:val="clear" w:color="auto" w:fill="FFFFFF"/>
         <w:spacing w:after="0" w:line="240" w:lineRule="auto"/>
         <w:rPr>
           <w:rFonts w:ascii="Arial" w:eastAsia="Times New Roman" w:hAnsi="Arial" w:cs="Arial"/>
-          <w:color w:val="3B4854"/>
           <w:spacing w:val="12"/>
           <w:sz w:val="29"/>
           <w:szCs w:val="29"/>
@@ -567,7 +561,6 @@
       <w:r>
         <w:rPr>
           <w:rFonts w:ascii="Arial" w:eastAsia="Times New Roman" w:hAnsi="Arial" w:cs="Arial"/>
-          <w:color w:val="3B4854"/>
           <w:spacing w:val="12"/>
           <w:sz w:val="29"/>
           <w:szCs w:val="29"/>
@@ -580,7 +573,6 @@
           <w:rFonts w:ascii="Arial" w:eastAsia="Times New Roman" w:hAnsi="Arial" w:cs="Arial"/>
           <w:b/>
           <w:bCs/>
-          <w:color w:val="3B4854"/>
           <w:spacing w:val="12"/>
           <w:sz w:val="29"/>
           <w:szCs w:val="29"/>
@@ -591,22 +583,31 @@
       <w:r>
         <w:rPr>
           <w:rFonts w:ascii="Arial" w:eastAsia="Times New Roman" w:hAnsi="Arial" w:cs="Arial"/>
-          <w:color w:val="3B4854"/>
           <w:spacing w:val="12"/>
           <w:sz w:val="29"/>
           <w:szCs w:val="29"/>
           <w:lang w:val="en-US" w:eastAsia="ru-RU"/>
         </w:rPr>
-        <w:t> category we can observe that Mongo and Redis are definitely better. At about 400–500 operations MySQL also looks good, but it decreases in performance after 600 records, with results similar to Postgres.</w:t>
+        <w:t> category we ca</w:t>
+      </w:r>
+      <w:bookmarkStart w:id="0" w:name="_GoBack"/>
+      <w:bookmarkEnd w:id="0"/>
+      <w:r>
+        <w:rPr>
+          <w:rFonts w:ascii="Arial" w:eastAsia="Times New Roman" w:hAnsi="Arial" w:cs="Arial"/>
+          <w:spacing w:val="12"/>
+          <w:sz w:val="29"/>
+          <w:szCs w:val="29"/>
+          <w:lang w:val="en-US" w:eastAsia="ru-RU"/>
+        </w:rPr>
+        <w:t>n observe that Mongo and Redis are definitely better. At about 400–500 operations MySQL also looks good, but it decreases in performance after 600 records, with results similar to Postgres.</w:t>
       </w:r>
     </w:p>
     <w:p>
       <w:pPr>
-        <w:shd w:val="clear" w:color="auto" w:fill="FFFFFF"/>
         <w:spacing w:line="240" w:lineRule="auto"/>
         <w:rPr>
           <w:rFonts w:ascii="Arial" w:eastAsia="Times New Roman" w:hAnsi="Arial" w:cs="Arial"/>
-          <w:color w:val="3B4854"/>
           <w:spacing w:val="14"/>
           <w:sz w:val="29"/>
           <w:szCs w:val="29"/>
@@ -617,7 +618,6 @@
         <w:rPr>
           <w:rFonts w:ascii="Arial" w:eastAsia="Times New Roman" w:hAnsi="Arial" w:cs="Arial"/>
           <w:noProof/>
-          <w:color w:val="3B4854"/>
           <w:spacing w:val="14"/>
           <w:sz w:val="29"/>
           <w:szCs w:val="29"/>
@@ -675,11 +675,9 @@
     </w:p>
     <w:p>
       <w:pPr>
-        <w:shd w:val="clear" w:color="auto" w:fill="FFFFFF"/>
         <w:spacing w:after="0" w:line="240" w:lineRule="auto"/>
         <w:rPr>
           <w:rFonts w:ascii="Arial" w:eastAsia="Times New Roman" w:hAnsi="Arial" w:cs="Arial"/>
-          <w:color w:val="3B4854"/>
           <w:spacing w:val="12"/>
           <w:sz w:val="29"/>
           <w:szCs w:val="29"/>
@@ -689,7 +687,6 @@
       <w:r>
         <w:rPr>
           <w:rFonts w:ascii="Arial" w:eastAsia="Times New Roman" w:hAnsi="Arial" w:cs="Arial"/>
-          <w:color w:val="3B4854"/>
           <w:spacing w:val="12"/>
           <w:sz w:val="29"/>
           <w:szCs w:val="29"/>
@@ -702,7 +699,6 @@
           <w:rFonts w:ascii="Arial" w:eastAsia="Times New Roman" w:hAnsi="Arial" w:cs="Arial"/>
           <w:b/>
           <w:bCs/>
-          <w:color w:val="3B4854"/>
           <w:spacing w:val="12"/>
           <w:sz w:val="29"/>
           <w:szCs w:val="29"/>
@@ -713,7 +709,6 @@
       <w:r>
         <w:rPr>
           <w:rFonts w:ascii="Arial" w:eastAsia="Times New Roman" w:hAnsi="Arial" w:cs="Arial"/>
-          <w:color w:val="3B4854"/>
           <w:spacing w:val="12"/>
           <w:sz w:val="29"/>
           <w:szCs w:val="29"/>
@@ -724,7 +719,6 @@
       <w:r>
         <w:rPr>
           <w:rFonts w:ascii="Arial" w:eastAsia="Times New Roman" w:hAnsi="Arial" w:cs="Arial"/>
-          <w:color w:val="3B4854"/>
           <w:spacing w:val="12"/>
           <w:sz w:val="29"/>
           <w:szCs w:val="29"/>
@@ -736,11 +730,9 @@
     </w:p>
     <w:p>
       <w:pPr>
-        <w:shd w:val="clear" w:color="auto" w:fill="FFFFFF"/>
         <w:spacing w:line="240" w:lineRule="auto"/>
         <w:rPr>
           <w:rFonts w:ascii="Arial" w:eastAsia="Times New Roman" w:hAnsi="Arial" w:cs="Arial"/>
-          <w:color w:val="3B4854"/>
           <w:spacing w:val="14"/>
           <w:sz w:val="29"/>
           <w:szCs w:val="29"/>
@@ -751,7 +743,6 @@
         <w:rPr>
           <w:rFonts w:ascii="Arial" w:eastAsia="Times New Roman" w:hAnsi="Arial" w:cs="Arial"/>
           <w:noProof/>
-          <w:color w:val="3B4854"/>
           <w:spacing w:val="14"/>
           <w:sz w:val="29"/>
           <w:szCs w:val="29"/>
@@ -809,11 +800,9 @@
     </w:p>
     <w:p>
       <w:pPr>
-        <w:shd w:val="clear" w:color="auto" w:fill="FFFFFF"/>
         <w:spacing w:after="0" w:line="240" w:lineRule="auto"/>
         <w:rPr>
           <w:rFonts w:ascii="Arial" w:eastAsia="Times New Roman" w:hAnsi="Arial" w:cs="Arial"/>
-          <w:color w:val="3B4854"/>
           <w:spacing w:val="12"/>
           <w:sz w:val="29"/>
           <w:szCs w:val="29"/>
@@ -825,7 +814,6 @@
           <w:rFonts w:ascii="Arial" w:eastAsia="Times New Roman" w:hAnsi="Arial" w:cs="Arial"/>
           <w:b/>
           <w:bCs/>
-          <w:color w:val="3B4854"/>
           <w:spacing w:val="12"/>
           <w:sz w:val="29"/>
           <w:szCs w:val="29"/>
@@ -836,7 +824,6 @@
       <w:r>
         <w:rPr>
           <w:rFonts w:ascii="Arial" w:eastAsia="Times New Roman" w:hAnsi="Arial" w:cs="Arial"/>
-          <w:color w:val="3B4854"/>
           <w:spacing w:val="12"/>
           <w:sz w:val="29"/>
           <w:szCs w:val="29"/>
@@ -844,22 +831,32 @@
         </w:rPr>
         <w:t xml:space="preserve"> is also much bigger for SQL databases, but the increase in time is similar for both databases. Time of operation for Redis and Mongo and MySQL is under 1 second for 5000 records. </w:t>
       </w:r>
-      <w:r>
-        <w:rPr>
-          <w:rFonts w:ascii="Arial" w:eastAsia="Times New Roman" w:hAnsi="Arial" w:cs="Arial"/>
-          <w:color w:val="3B4854"/>
-          <w:spacing w:val="12"/>
-          <w:sz w:val="29"/>
-          <w:szCs w:val="29"/>
-          <w:lang w:eastAsia="ru-RU"/>
-        </w:rPr>
-        <w:t xml:space="preserve">Only </w:t>
-      </w:r>
       <w:proofErr w:type="spellStart"/>
       <w:r>
         <w:rPr>
           <w:rFonts w:ascii="Arial" w:eastAsia="Times New Roman" w:hAnsi="Arial" w:cs="Arial"/>
-          <w:color w:val="3B4854"/>
+          <w:spacing w:val="12"/>
+          <w:sz w:val="29"/>
+          <w:szCs w:val="29"/>
+          <w:lang w:eastAsia="ru-RU"/>
+        </w:rPr>
+        <w:t>Only</w:t>
+      </w:r>
+      <w:proofErr w:type="spellEnd"/>
+      <w:r>
+        <w:rPr>
+          <w:rFonts w:ascii="Arial" w:eastAsia="Times New Roman" w:hAnsi="Arial" w:cs="Arial"/>
+          <w:spacing w:val="12"/>
+          <w:sz w:val="29"/>
+          <w:szCs w:val="29"/>
+          <w:lang w:eastAsia="ru-RU"/>
+        </w:rPr>
+        <w:t xml:space="preserve"> </w:t>
+      </w:r>
+      <w:proofErr w:type="spellStart"/>
+      <w:r>
+        <w:rPr>
+          <w:rFonts w:ascii="Arial" w:eastAsia="Times New Roman" w:hAnsi="Arial" w:cs="Arial"/>
           <w:spacing w:val="12"/>
           <w:sz w:val="29"/>
           <w:szCs w:val="29"/>
@@ -871,7 +868,6 @@
       <w:r>
         <w:rPr>
           <w:rFonts w:ascii="Arial" w:eastAsia="Times New Roman" w:hAnsi="Arial" w:cs="Arial"/>
-          <w:color w:val="3B4854"/>
           <w:spacing w:val="12"/>
           <w:sz w:val="29"/>
           <w:szCs w:val="29"/>
@@ -883,7 +879,6 @@
       <w:r>
         <w:rPr>
           <w:rFonts w:ascii="Arial" w:eastAsia="Times New Roman" w:hAnsi="Arial" w:cs="Arial"/>
-          <w:color w:val="3B4854"/>
           <w:spacing w:val="12"/>
           <w:sz w:val="29"/>
           <w:szCs w:val="29"/>
@@ -895,7 +890,6 @@
       <w:r>
         <w:rPr>
           <w:rFonts w:ascii="Arial" w:eastAsia="Times New Roman" w:hAnsi="Arial" w:cs="Arial"/>
-          <w:color w:val="3B4854"/>
           <w:spacing w:val="12"/>
           <w:sz w:val="29"/>
           <w:szCs w:val="29"/>
@@ -907,7 +901,6 @@
       <w:r>
         <w:rPr>
           <w:rFonts w:ascii="Arial" w:eastAsia="Times New Roman" w:hAnsi="Arial" w:cs="Arial"/>
-          <w:color w:val="3B4854"/>
           <w:spacing w:val="12"/>
           <w:sz w:val="29"/>
           <w:szCs w:val="29"/>
@@ -919,7 +912,6 @@
       <w:r>
         <w:rPr>
           <w:rFonts w:ascii="Arial" w:eastAsia="Times New Roman" w:hAnsi="Arial" w:cs="Arial"/>
-          <w:color w:val="3B4854"/>
           <w:spacing w:val="12"/>
           <w:sz w:val="29"/>
           <w:szCs w:val="29"/>
@@ -931,7 +923,6 @@
       <w:r>
         <w:rPr>
           <w:rFonts w:ascii="Arial" w:eastAsia="Times New Roman" w:hAnsi="Arial" w:cs="Arial"/>
-          <w:color w:val="3B4854"/>
           <w:spacing w:val="12"/>
           <w:sz w:val="29"/>
           <w:szCs w:val="29"/>
@@ -943,7 +934,6 @@
       <w:r>
         <w:rPr>
           <w:rFonts w:ascii="Arial" w:eastAsia="Times New Roman" w:hAnsi="Arial" w:cs="Arial"/>
-          <w:color w:val="3B4854"/>
           <w:spacing w:val="12"/>
           <w:sz w:val="29"/>
           <w:szCs w:val="29"/>
@@ -955,7 +945,6 @@
       <w:r>
         <w:rPr>
           <w:rFonts w:ascii="Arial" w:eastAsia="Times New Roman" w:hAnsi="Arial" w:cs="Arial"/>
-          <w:color w:val="3B4854"/>
           <w:spacing w:val="12"/>
           <w:sz w:val="29"/>
           <w:szCs w:val="29"/>
@@ -967,7 +956,6 @@
       <w:r>
         <w:rPr>
           <w:rFonts w:ascii="Arial" w:eastAsia="Times New Roman" w:hAnsi="Arial" w:cs="Arial"/>
-          <w:color w:val="3B4854"/>
           <w:spacing w:val="12"/>
           <w:sz w:val="29"/>
           <w:szCs w:val="29"/>
@@ -978,11 +966,9 @@
     </w:p>
     <w:p>
       <w:pPr>
-        <w:shd w:val="clear" w:color="auto" w:fill="FFFFFF"/>
         <w:spacing w:line="240" w:lineRule="auto"/>
         <w:rPr>
           <w:rFonts w:ascii="Arial" w:eastAsia="Times New Roman" w:hAnsi="Arial" w:cs="Arial"/>
-          <w:color w:val="3B4854"/>
           <w:spacing w:val="14"/>
           <w:sz w:val="29"/>
           <w:szCs w:val="29"/>
@@ -993,7 +979,6 @@
         <w:rPr>
           <w:rFonts w:ascii="Arial" w:eastAsia="Times New Roman" w:hAnsi="Arial" w:cs="Arial"/>
           <w:noProof/>
-          <w:color w:val="3B4854"/>
           <w:spacing w:val="14"/>
           <w:sz w:val="29"/>
           <w:szCs w:val="29"/>
@@ -1051,11 +1036,9 @@
     </w:p>
     <w:p>
       <w:pPr>
-        <w:shd w:val="clear" w:color="auto" w:fill="FFFFFF"/>
         <w:spacing w:after="0" w:line="240" w:lineRule="auto"/>
         <w:rPr>
           <w:rFonts w:ascii="Arial" w:eastAsia="Times New Roman" w:hAnsi="Arial" w:cs="Arial"/>
-          <w:color w:val="3B4854"/>
           <w:spacing w:val="12"/>
           <w:sz w:val="29"/>
           <w:szCs w:val="29"/>
@@ -1065,7 +1048,6 @@
       <w:r>
         <w:rPr>
           <w:rFonts w:ascii="Arial" w:eastAsia="Times New Roman" w:hAnsi="Arial" w:cs="Arial"/>
-          <w:color w:val="3B4854"/>
           <w:spacing w:val="12"/>
           <w:sz w:val="29"/>
           <w:szCs w:val="29"/>
@@ -1078,7 +1060,6 @@
           <w:rFonts w:ascii="Arial" w:eastAsia="Times New Roman" w:hAnsi="Arial" w:cs="Arial"/>
           <w:b/>
           <w:bCs/>
-          <w:color w:val="3B4854"/>
           <w:spacing w:val="12"/>
           <w:sz w:val="29"/>
           <w:szCs w:val="29"/>
@@ -1089,7 +1070,6 @@
       <w:r>
         <w:rPr>
           <w:rFonts w:ascii="Arial" w:eastAsia="Times New Roman" w:hAnsi="Arial" w:cs="Arial"/>
-          <w:color w:val="3B4854"/>
           <w:spacing w:val="12"/>
           <w:sz w:val="29"/>
           <w:szCs w:val="29"/>
@@ -1116,7 +1096,7 @@
 </file>
 
 <file path=word/styles.xml><?xml version="1.0" encoding="utf-8"?>
-<w:styles xmlns:mc="http://schemas.openxmlformats.org/markup-compatibility/2006" xmlns:r="http://schemas.openxmlformats.org/officeDocument/2006/relationships" xmlns:w="http://schemas.openxmlformats.org/wordprocessingml/2006/main" xmlns:w14="http://schemas.microsoft.com/office/word/2010/wordml" xmlns:w15="http://schemas.microsoft.com/office/word/2012/wordml" xmlns:w16cex="http://schemas.microsoft.com/office/word/2018/wordml/cex" xmlns:w16cid="http://schemas.microsoft.com/office/word/2016/wordml/cid" xmlns:w16="http://schemas.microsoft.com/office/word/2018/wordml" xmlns:w16sdtdh="http://schemas.microsoft.com/office/word/2020/wordml/sdtdatahash" xmlns:w16se="http://schemas.microsoft.com/office/word/2015/wordml/symex" mc:Ignorable="w14 w15 w16se w16cid w16 w16cex w16sdtdh">
+<w:styles xmlns:mc="http://schemas.openxmlformats.org/markup-compatibility/2006" xmlns:r="http://schemas.openxmlformats.org/officeDocument/2006/relationships" xmlns:w="http://schemas.openxmlformats.org/wordprocessingml/2006/main" xmlns:w14="http://schemas.microsoft.com/office/word/2010/wordml" xmlns:w15="http://schemas.microsoft.com/office/word/2012/wordml" xmlns:w16cid="http://schemas.microsoft.com/office/word/2016/wordml/cid" xmlns:w16se="http://schemas.microsoft.com/office/word/2015/wordml/symex" mc:Ignorable="w14 w15 w16se w16cid">
   <w:docDefaults>
     <w:rPrDefault>
       <w:rPr>
@@ -1132,7 +1112,7 @@
       </w:pPr>
     </w:pPrDefault>
   </w:docDefaults>
-  <w:latentStyles w:defLockedState="0" w:defUIPriority="99" w:defSemiHidden="0" w:defUnhideWhenUsed="0" w:defQFormat="0" w:count="376">
+  <w:latentStyles w:defLockedState="0" w:defUIPriority="99" w:defSemiHidden="0" w:defUnhideWhenUsed="0" w:defQFormat="0" w:count="375">
     <w:lsdException w:name="Normal" w:uiPriority="0" w:qFormat="1"/>
     <w:lsdException w:name="heading 1" w:uiPriority="9" w:qFormat="1"/>
     <w:lsdException w:name="heading 2" w:semiHidden="1" w:uiPriority="9" w:unhideWhenUsed="1" w:qFormat="1"/>
@@ -1508,19 +1488,18 @@
     <w:lsdException w:name="Smart Hyperlink" w:semiHidden="1" w:unhideWhenUsed="1"/>
     <w:lsdException w:name="Hashtag" w:semiHidden="1" w:unhideWhenUsed="1"/>
     <w:lsdException w:name="Unresolved Mention" w:semiHidden="1" w:unhideWhenUsed="1"/>
-    <w:lsdException w:name="Smart Link" w:semiHidden="1" w:unhideWhenUsed="1"/>
   </w:latentStyles>
-  <w:style w:type="paragraph" w:default="1" w:styleId="Normal">
+  <w:style w:type="paragraph" w:default="1" w:styleId="a">
     <w:name w:val="Normal"/>
     <w:qFormat/>
   </w:style>
-  <w:style w:type="character" w:default="1" w:styleId="DefaultParagraphFont">
+  <w:style w:type="character" w:default="1" w:styleId="a0">
     <w:name w:val="Default Paragraph Font"/>
     <w:uiPriority w:val="1"/>
     <w:semiHidden/>
     <w:unhideWhenUsed/>
   </w:style>
-  <w:style w:type="table" w:default="1" w:styleId="TableNormal">
+  <w:style w:type="table" w:default="1" w:styleId="a1">
     <w:name w:val="Normal Table"/>
     <w:uiPriority w:val="99"/>
     <w:semiHidden/>
@@ -1535,15 +1514,15 @@
       </w:tblCellMar>
     </w:tblPr>
   </w:style>
-  <w:style w:type="numbering" w:default="1" w:styleId="NoList">
+  <w:style w:type="numbering" w:default="1" w:styleId="a2">
     <w:name w:val="No List"/>
     <w:uiPriority w:val="99"/>
     <w:semiHidden/>
     <w:unhideWhenUsed/>
   </w:style>
-  <w:style w:type="table" w:styleId="TableGrid">
+  <w:style w:type="table" w:styleId="a3">
     <w:name w:val="Table Grid"/>
-    <w:basedOn w:val="TableNormal"/>
+    <w:basedOn w:val="a1"/>
     <w:uiPriority w:val="39"/>
     <w:rsid w:val="0090045A"/>
     <w:pPr>
@@ -1560,9 +1539,9 @@
       </w:tblBorders>
     </w:tblPr>
   </w:style>
-  <w:style w:type="paragraph" w:styleId="NormalWeb">
+  <w:style w:type="paragraph" w:styleId="a4">
     <w:name w:val="Normal (Web)"/>
-    <w:basedOn w:val="Normal"/>
+    <w:basedOn w:val="a"/>
     <w:uiPriority w:val="99"/>
     <w:semiHidden/>
     <w:unhideWhenUsed/>

--- a/Databases/DB Comparison.docx
+++ b/Databases/DB Comparison.docx
@@ -1,11 +1,826 @@
 
 <file path=word/document.xml><?xml version="1.0" encoding="utf-8"?>
-<w:document xmlns:wpc="http://schemas.microsoft.com/office/word/2010/wordprocessingCanvas" xmlns:cx="http://schemas.microsoft.com/office/drawing/2014/chartex" xmlns:cx1="http://schemas.microsoft.com/office/drawing/2015/9/8/chartex" xmlns:cx2="http://schemas.microsoft.com/office/drawing/2015/10/21/chartex" xmlns:cx3="http://schemas.microsoft.com/office/drawing/2016/5/9/chartex" xmlns:cx4="http://schemas.microsoft.com/office/drawing/2016/5/10/chartex" xmlns:cx5="http://schemas.microsoft.com/office/drawing/2016/5/11/chartex" xmlns:cx6="http://schemas.microsoft.com/office/drawing/2016/5/12/chartex" xmlns:cx7="http://schemas.microsoft.com/office/drawing/2016/5/13/chartex" xmlns:cx8="http://schemas.microsoft.com/office/drawing/2016/5/14/chartex" xmlns:mc="http://schemas.openxmlformats.org/markup-compatibility/2006" xmlns:aink="http://schemas.microsoft.com/office/drawing/2016/ink" xmlns:am3d="http://schemas.microsoft.com/office/drawing/2017/model3d" xmlns:o="urn:schemas-microsoft-com:office:office" xmlns:r="http://schemas.openxmlformats.org/officeDocument/2006/relationships" xmlns:m="http://schemas.openxmlformats.org/officeDocument/2006/math" xmlns:v="urn:schemas-microsoft-com:vml" xmlns:wp14="http://schemas.microsoft.com/office/word/2010/wordprocessingDrawing" xmlns:wp="http://schemas.openxmlformats.org/drawingml/2006/wordprocessingDrawing" xmlns:w10="urn:schemas-microsoft-com:office:word" xmlns:w="http://schemas.openxmlformats.org/wordprocessingml/2006/main" xmlns:w14="http://schemas.microsoft.com/office/word/2010/wordml" xmlns:w15="http://schemas.microsoft.com/office/word/2012/wordml" xmlns:w16cid="http://schemas.microsoft.com/office/word/2016/wordml/cid" xmlns:w16se="http://schemas.microsoft.com/office/word/2015/wordml/symex" xmlns:wpg="http://schemas.microsoft.com/office/word/2010/wordprocessingGroup" xmlns:wpi="http://schemas.microsoft.com/office/word/2010/wordprocessingInk" xmlns:wne="http://schemas.microsoft.com/office/word/2006/wordml" xmlns:wps="http://schemas.microsoft.com/office/word/2010/wordprocessingShape" mc:Ignorable="w14 w15 w16se w16cid wp14">
-  <w:background w:color="000000" w:themeColor="text1"/>
+<w:document xmlns:wpc="http://schemas.microsoft.com/office/word/2010/wordprocessingCanvas" xmlns:cx="http://schemas.microsoft.com/office/drawing/2014/chartex" xmlns:cx1="http://schemas.microsoft.com/office/drawing/2015/9/8/chartex" xmlns:cx2="http://schemas.microsoft.com/office/drawing/2015/10/21/chartex" xmlns:cx3="http://schemas.microsoft.com/office/drawing/2016/5/9/chartex" xmlns:cx4="http://schemas.microsoft.com/office/drawing/2016/5/10/chartex" xmlns:cx5="http://schemas.microsoft.com/office/drawing/2016/5/11/chartex" xmlns:cx6="http://schemas.microsoft.com/office/drawing/2016/5/12/chartex" xmlns:cx7="http://schemas.microsoft.com/office/drawing/2016/5/13/chartex" xmlns:cx8="http://schemas.microsoft.com/office/drawing/2016/5/14/chartex" xmlns:mc="http://schemas.openxmlformats.org/markup-compatibility/2006" xmlns:aink="http://schemas.microsoft.com/office/drawing/2016/ink" xmlns:am3d="http://schemas.microsoft.com/office/drawing/2017/model3d" xmlns:o="urn:schemas-microsoft-com:office:office" xmlns:oel="http://schemas.microsoft.com/office/2019/extlst" xmlns:r="http://schemas.openxmlformats.org/officeDocument/2006/relationships" xmlns:m="http://schemas.openxmlformats.org/officeDocument/2006/math" xmlns:v="urn:schemas-microsoft-com:vml" xmlns:wp14="http://schemas.microsoft.com/office/word/2010/wordprocessingDrawing" xmlns:wp="http://schemas.openxmlformats.org/drawingml/2006/wordprocessingDrawing" xmlns:w10="urn:schemas-microsoft-com:office:word" xmlns:w="http://schemas.openxmlformats.org/wordprocessingml/2006/main" xmlns:w14="http://schemas.microsoft.com/office/word/2010/wordml" xmlns:w15="http://schemas.microsoft.com/office/word/2012/wordml" xmlns:w16cex="http://schemas.microsoft.com/office/word/2018/wordml/cex" xmlns:w16cid="http://schemas.microsoft.com/office/word/2016/wordml/cid" xmlns:w16="http://schemas.microsoft.com/office/word/2018/wordml" xmlns:w16sdtdh="http://schemas.microsoft.com/office/word/2020/wordml/sdtdatahash" xmlns:w16se="http://schemas.microsoft.com/office/word/2015/wordml/symex" xmlns:wpg="http://schemas.microsoft.com/office/word/2010/wordprocessingGroup" xmlns:wpi="http://schemas.microsoft.com/office/word/2010/wordprocessingInk" xmlns:wne="http://schemas.microsoft.com/office/word/2006/wordml" xmlns:wps="http://schemas.microsoft.com/office/word/2010/wordprocessingShape" mc:Ignorable="w14 w15 w16se w16cid w16 w16cex w16sdtdh wp14">
+  <w:background w:color="FFFFFF" w:themeColor="background1"/>
   <w:body>
+    <w:sdt>
+      <w:sdtPr>
+        <w:id w:val="-119155554"/>
+        <w:docPartObj>
+          <w:docPartGallery w:val="Table of Contents"/>
+          <w:docPartUnique/>
+        </w:docPartObj>
+      </w:sdtPr>
+      <w:sdtEndPr>
+        <w:rPr>
+          <w:rFonts w:asciiTheme="minorHAnsi" w:eastAsiaTheme="minorHAnsi" w:hAnsiTheme="minorHAnsi" w:cstheme="minorBidi"/>
+          <w:b/>
+          <w:bCs/>
+          <w:noProof/>
+          <w:color w:val="auto"/>
+          <w:sz w:val="22"/>
+          <w:szCs w:val="22"/>
+          <w:lang w:val="ru-RU"/>
+        </w:rPr>
+      </w:sdtEndPr>
+      <w:sdtContent>
+        <w:p>
+          <w:pPr>
+            <w:pStyle w:val="TOCHeading"/>
+            <w:rPr>
+              <w:lang w:val="ru-RU"/>
+            </w:rPr>
+          </w:pPr>
+          <w:r>
+            <w:t>Contents</w:t>
+          </w:r>
+        </w:p>
+        <w:p>
+          <w:pPr>
+            <w:pStyle w:val="TOC1"/>
+            <w:tabs>
+              <w:tab w:val="right" w:leader="dot" w:pos="9345"/>
+            </w:tabs>
+            <w:rPr>
+              <w:rFonts w:eastAsiaTheme="minorEastAsia"/>
+              <w:noProof/>
+              <w:kern w:val="2"/>
+              <w:sz w:val="24"/>
+              <w:szCs w:val="24"/>
+              <w:lang w:val="en-150" w:eastAsia="en-150"/>
+              <w14:ligatures w14:val="standardContextual"/>
+            </w:rPr>
+          </w:pPr>
+          <w:r>
+            <w:fldChar w:fldCharType="begin"/>
+          </w:r>
+          <w:r>
+            <w:instrText xml:space="preserve"> TOC \o "1-3" \h \z \u </w:instrText>
+          </w:r>
+          <w:r>
+            <w:fldChar w:fldCharType="separate"/>
+          </w:r>
+          <w:hyperlink w:anchor="_Toc216767302" w:history="1">
+            <w:r>
+              <w:rPr>
+                <w:rStyle w:val="Hyperlink"/>
+                <w:noProof/>
+                <w:lang w:val="en-US"/>
+              </w:rPr>
+              <w:t>OLAP</w:t>
+            </w:r>
+            <w:r>
+              <w:rPr>
+                <w:noProof/>
+                <w:webHidden/>
+              </w:rPr>
+              <w:tab/>
+            </w:r>
+            <w:r>
+              <w:rPr>
+                <w:noProof/>
+                <w:webHidden/>
+              </w:rPr>
+              <w:fldChar w:fldCharType="begin"/>
+            </w:r>
+            <w:r>
+              <w:rPr>
+                <w:noProof/>
+                <w:webHidden/>
+              </w:rPr>
+              <w:instrText xml:space="preserve"> PAGEREF _Toc216767302 \h </w:instrText>
+            </w:r>
+            <w:r>
+              <w:rPr>
+                <w:noProof/>
+                <w:webHidden/>
+              </w:rPr>
+            </w:r>
+            <w:r>
+              <w:rPr>
+                <w:noProof/>
+                <w:webHidden/>
+              </w:rPr>
+              <w:fldChar w:fldCharType="separate"/>
+            </w:r>
+            <w:r>
+              <w:rPr>
+                <w:noProof/>
+                <w:webHidden/>
+              </w:rPr>
+              <w:t>1</w:t>
+            </w:r>
+            <w:r>
+              <w:rPr>
+                <w:noProof/>
+                <w:webHidden/>
+              </w:rPr>
+              <w:fldChar w:fldCharType="end"/>
+            </w:r>
+          </w:hyperlink>
+        </w:p>
+        <w:p>
+          <w:pPr>
+            <w:pStyle w:val="TOC1"/>
+            <w:tabs>
+              <w:tab w:val="right" w:leader="dot" w:pos="9345"/>
+            </w:tabs>
+            <w:rPr>
+              <w:rFonts w:eastAsiaTheme="minorEastAsia"/>
+              <w:noProof/>
+              <w:kern w:val="2"/>
+              <w:sz w:val="24"/>
+              <w:szCs w:val="24"/>
+              <w:lang w:val="en-150" w:eastAsia="en-150"/>
+              <w14:ligatures w14:val="standardContextual"/>
+            </w:rPr>
+          </w:pPr>
+          <w:hyperlink w:anchor="_Toc216767303" w:history="1">
+            <w:r>
+              <w:rPr>
+                <w:rStyle w:val="Hyperlink"/>
+                <w:noProof/>
+                <w:lang w:val="en-US"/>
+              </w:rPr>
+              <w:t>OLTP</w:t>
+            </w:r>
+            <w:r>
+              <w:rPr>
+                <w:noProof/>
+                <w:webHidden/>
+              </w:rPr>
+              <w:tab/>
+            </w:r>
+            <w:r>
+              <w:rPr>
+                <w:noProof/>
+                <w:webHidden/>
+              </w:rPr>
+              <w:fldChar w:fldCharType="begin"/>
+            </w:r>
+            <w:r>
+              <w:rPr>
+                <w:noProof/>
+                <w:webHidden/>
+              </w:rPr>
+              <w:instrText xml:space="preserve"> PAGEREF _Toc216767303 \h </w:instrText>
+            </w:r>
+            <w:r>
+              <w:rPr>
+                <w:noProof/>
+                <w:webHidden/>
+              </w:rPr>
+            </w:r>
+            <w:r>
+              <w:rPr>
+                <w:noProof/>
+                <w:webHidden/>
+              </w:rPr>
+              <w:fldChar w:fldCharType="separate"/>
+            </w:r>
+            <w:r>
+              <w:rPr>
+                <w:noProof/>
+                <w:webHidden/>
+              </w:rPr>
+              <w:t>1</w:t>
+            </w:r>
+            <w:r>
+              <w:rPr>
+                <w:noProof/>
+                <w:webHidden/>
+              </w:rPr>
+              <w:fldChar w:fldCharType="end"/>
+            </w:r>
+          </w:hyperlink>
+        </w:p>
+        <w:p>
+          <w:pPr>
+            <w:pStyle w:val="TOC1"/>
+            <w:tabs>
+              <w:tab w:val="right" w:leader="dot" w:pos="9345"/>
+            </w:tabs>
+            <w:rPr>
+              <w:rFonts w:eastAsiaTheme="minorEastAsia"/>
+              <w:noProof/>
+              <w:kern w:val="2"/>
+              <w:sz w:val="24"/>
+              <w:szCs w:val="24"/>
+              <w:lang w:val="en-150" w:eastAsia="en-150"/>
+              <w14:ligatures w14:val="standardContextual"/>
+            </w:rPr>
+          </w:pPr>
+          <w:hyperlink w:anchor="_Toc216767304" w:history="1">
+            <w:r>
+              <w:rPr>
+                <w:rStyle w:val="Hyperlink"/>
+                <w:rFonts w:eastAsia="Times New Roman"/>
+                <w:noProof/>
+                <w:lang w:val="en-US" w:eastAsia="ru-RU"/>
+              </w:rPr>
+              <w:t>MYSQL vs Postgres vs Redis vs Mongo</w:t>
+            </w:r>
+            <w:r>
+              <w:rPr>
+                <w:noProof/>
+                <w:webHidden/>
+              </w:rPr>
+              <w:tab/>
+            </w:r>
+            <w:r>
+              <w:rPr>
+                <w:noProof/>
+                <w:webHidden/>
+              </w:rPr>
+              <w:fldChar w:fldCharType="begin"/>
+            </w:r>
+            <w:r>
+              <w:rPr>
+                <w:noProof/>
+                <w:webHidden/>
+              </w:rPr>
+              <w:instrText xml:space="preserve"> PAGEREF _Toc216767304 \h </w:instrText>
+            </w:r>
+            <w:r>
+              <w:rPr>
+                <w:noProof/>
+                <w:webHidden/>
+              </w:rPr>
+            </w:r>
+            <w:r>
+              <w:rPr>
+                <w:noProof/>
+                <w:webHidden/>
+              </w:rPr>
+              <w:fldChar w:fldCharType="separate"/>
+            </w:r>
+            <w:r>
+              <w:rPr>
+                <w:noProof/>
+                <w:webHidden/>
+              </w:rPr>
+              <w:t>2</w:t>
+            </w:r>
+            <w:r>
+              <w:rPr>
+                <w:noProof/>
+                <w:webHidden/>
+              </w:rPr>
+              <w:fldChar w:fldCharType="end"/>
+            </w:r>
+          </w:hyperlink>
+        </w:p>
+        <w:p>
+          <w:pPr>
+            <w:pStyle w:val="TOC1"/>
+            <w:tabs>
+              <w:tab w:val="right" w:leader="dot" w:pos="9345"/>
+            </w:tabs>
+            <w:rPr>
+              <w:rFonts w:eastAsiaTheme="minorEastAsia"/>
+              <w:noProof/>
+              <w:kern w:val="2"/>
+              <w:sz w:val="24"/>
+              <w:szCs w:val="24"/>
+              <w:lang w:val="en-150" w:eastAsia="en-150"/>
+              <w14:ligatures w14:val="standardContextual"/>
+            </w:rPr>
+          </w:pPr>
+          <w:hyperlink w:anchor="_Toc216767305" w:history="1">
+            <w:r>
+              <w:rPr>
+                <w:rStyle w:val="Hyperlink"/>
+                <w:noProof/>
+                <w:lang w:val="en-US"/>
+              </w:rPr>
+              <w:t>Column-stored DBs</w:t>
+            </w:r>
+            <w:r>
+              <w:rPr>
+                <w:noProof/>
+                <w:webHidden/>
+              </w:rPr>
+              <w:tab/>
+            </w:r>
+            <w:r>
+              <w:rPr>
+                <w:noProof/>
+                <w:webHidden/>
+              </w:rPr>
+              <w:fldChar w:fldCharType="begin"/>
+            </w:r>
+            <w:r>
+              <w:rPr>
+                <w:noProof/>
+                <w:webHidden/>
+              </w:rPr>
+              <w:instrText xml:space="preserve"> PAGEREF _Toc216767305 \h </w:instrText>
+            </w:r>
+            <w:r>
+              <w:rPr>
+                <w:noProof/>
+                <w:webHidden/>
+              </w:rPr>
+            </w:r>
+            <w:r>
+              <w:rPr>
+                <w:noProof/>
+                <w:webHidden/>
+              </w:rPr>
+              <w:fldChar w:fldCharType="separate"/>
+            </w:r>
+            <w:r>
+              <w:rPr>
+                <w:noProof/>
+                <w:webHidden/>
+              </w:rPr>
+              <w:t>4</w:t>
+            </w:r>
+            <w:r>
+              <w:rPr>
+                <w:noProof/>
+                <w:webHidden/>
+              </w:rPr>
+              <w:fldChar w:fldCharType="end"/>
+            </w:r>
+          </w:hyperlink>
+        </w:p>
+        <w:p>
+          <w:r>
+            <w:rPr>
+              <w:b/>
+              <w:bCs/>
+              <w:noProof/>
+            </w:rPr>
+            <w:fldChar w:fldCharType="end"/>
+          </w:r>
+        </w:p>
+      </w:sdtContent>
+    </w:sdt>
+    <w:p>
+      <w:pPr>
+        <w:rPr>
+          <w:rStyle w:val="Heading1Char"/>
+          <w:lang w:val="en-US"/>
+        </w:rPr>
+      </w:pPr>
+    </w:p>
+    <w:p>
+      <w:pPr>
+        <w:rPr>
+          <w:rStyle w:val="Heading1Char"/>
+          <w:lang w:val="en-US"/>
+        </w:rPr>
+      </w:pPr>
+    </w:p>
+    <w:p>
+      <w:pPr>
+        <w:rPr>
+          <w:lang w:val="en-150"/>
+        </w:rPr>
+      </w:pPr>
+      <w:bookmarkStart w:id="0" w:name="_Toc216767302"/>
+      <w:r>
+        <w:rPr>
+          <w:rStyle w:val="Heading1Char"/>
+          <w:lang w:val="en-US"/>
+        </w:rPr>
+        <w:t>OLAP</w:t>
+      </w:r>
+      <w:bookmarkEnd w:id="0"/>
+      <w:r>
+        <w:rPr>
+          <w:lang w:val="en-US"/>
+        </w:rPr>
+        <w:t xml:space="preserve"> (</w:t>
+      </w:r>
+      <w:r>
+        <w:rPr>
+          <w:lang w:val="en-US"/>
+        </w:rPr>
+        <w:t>Online Analytical Processing</w:t>
+      </w:r>
+      <w:r>
+        <w:rPr>
+          <w:lang w:val="en-US"/>
+        </w:rPr>
+        <w:t>)</w:t>
+      </w:r>
+      <w:r>
+        <w:rPr>
+          <w:lang w:val="en-US"/>
+        </w:rPr>
+        <w:t xml:space="preserve"> </w:t>
+      </w:r>
+      <w:r>
+        <w:t>нереляционки</w:t>
+      </w:r>
+      <w:r>
+        <w:rPr>
+          <w:lang w:val="en-US"/>
+        </w:rPr>
+        <w:t xml:space="preserve"> </w:t>
+      </w:r>
+      <w:r>
+        <w:t>для</w:t>
+      </w:r>
+      <w:r>
+        <w:rPr>
+          <w:lang w:val="en-US"/>
+        </w:rPr>
+        <w:t xml:space="preserve"> </w:t>
+      </w:r>
+      <w:r>
+        <w:t>аналитики</w:t>
+      </w:r>
+      <w:r>
+        <w:rPr>
+          <w:lang w:val="en-US"/>
+        </w:rPr>
+        <w:t xml:space="preserve"> </w:t>
+      </w:r>
+      <w:r>
+        <w:rPr>
+          <w:lang w:val="en-US"/>
+        </w:rPr>
+        <w:t xml:space="preserve">– </w:t>
+      </w:r>
+      <w:r>
+        <w:rPr>
+          <w:lang w:val="en-150"/>
+        </w:rPr>
+        <w:t>designed for </w:t>
+      </w:r>
+      <w:r>
+        <w:rPr>
+          <w:b/>
+          <w:bCs/>
+          <w:lang w:val="en-150"/>
+        </w:rPr>
+        <w:t>complex analytical queries</w:t>
+      </w:r>
+      <w:r>
+        <w:rPr>
+          <w:lang w:val="en-150"/>
+        </w:rPr>
+        <w:t> over large volumes of </w:t>
+      </w:r>
+      <w:r>
+        <w:rPr>
+          <w:b/>
+          <w:bCs/>
+          <w:lang w:val="en-150"/>
+        </w:rPr>
+        <w:t>historical data</w:t>
+      </w:r>
+      <w:r>
+        <w:rPr>
+          <w:lang w:val="en-150"/>
+        </w:rPr>
+        <w:t>. They use </w:t>
+      </w:r>
+      <w:r>
+        <w:rPr>
+          <w:b/>
+          <w:bCs/>
+          <w:lang w:val="en-150"/>
+        </w:rPr>
+        <w:t>denormalized schemas</w:t>
+      </w:r>
+      <w:r>
+        <w:rPr>
+          <w:lang w:val="en-150"/>
+        </w:rPr>
+        <w:t> (star or snowflake) to optimize </w:t>
+      </w:r>
+      <w:r>
+        <w:rPr>
+          <w:b/>
+          <w:bCs/>
+          <w:lang w:val="en-150"/>
+        </w:rPr>
+        <w:t>data retrieval</w:t>
+      </w:r>
+      <w:r>
+        <w:rPr>
+          <w:lang w:val="en-150"/>
+        </w:rPr>
+        <w:t> for multidimensional analysis, enabling tasks like trend analysis, forecasting, and business intelligence reporting. Performance is measured by </w:t>
+      </w:r>
+      <w:r>
+        <w:rPr>
+          <w:b/>
+          <w:bCs/>
+          <w:lang w:val="en-150"/>
+        </w:rPr>
+        <w:t>query response time</w:t>
+      </w:r>
+      <w:r>
+        <w:rPr>
+          <w:lang w:val="en-150"/>
+        </w:rPr>
+        <w:t>, focusing on aggregations and summarizations.</w:t>
+      </w:r>
+      <w:r>
+        <w:rPr>
+          <w:lang w:val="en-150"/>
+        </w:rPr>
+        <w:t xml:space="preserve"> </w:t>
+      </w:r>
+    </w:p>
+    <w:p>
+      <w:pPr>
+        <w:rPr>
+          <w:lang w:val="en-150"/>
+        </w:rPr>
+      </w:pPr>
+      <w:r>
+        <w:rPr>
+          <w:b/>
+          <w:bCs/>
+          <w:lang w:val="en-150"/>
+        </w:rPr>
+        <w:t>Example Use Cases</w:t>
+      </w:r>
+    </w:p>
+    <w:p>
+      <w:pPr>
+        <w:numPr>
+          <w:ilvl w:val="0"/>
+          <w:numId w:val="1"/>
+        </w:numPr>
+        <w:rPr>
+          <w:lang w:val="en-150"/>
+        </w:rPr>
+      </w:pPr>
+      <w:r>
+        <w:rPr>
+          <w:b/>
+          <w:bCs/>
+          <w:lang w:val="en-150"/>
+        </w:rPr>
+        <w:t>OLTP</w:t>
+      </w:r>
+      <w:r>
+        <w:rPr>
+          <w:lang w:val="en-150"/>
+        </w:rPr>
+        <w:t>: An e-commerce platform’s order management system updating inventory in real-time.</w:t>
+      </w:r>
+    </w:p>
+    <w:p>
+      <w:pPr>
+        <w:numPr>
+          <w:ilvl w:val="0"/>
+          <w:numId w:val="1"/>
+        </w:numPr>
+        <w:rPr>
+          <w:lang w:val="en-150"/>
+        </w:rPr>
+      </w:pPr>
+      <w:r>
+        <w:rPr>
+          <w:b/>
+          <w:bCs/>
+          <w:lang w:val="en-150"/>
+        </w:rPr>
+        <w:t>OLAP</w:t>
+      </w:r>
+      <w:r>
+        <w:rPr>
+          <w:lang w:val="en-150"/>
+        </w:rPr>
+        <w:t xml:space="preserve">: </w:t>
+      </w:r>
+      <w:proofErr w:type="spellStart"/>
+      <w:r>
+        <w:rPr>
+          <w:lang w:val="en-150"/>
+        </w:rPr>
+        <w:t>Analyzing</w:t>
+      </w:r>
+      <w:proofErr w:type="spellEnd"/>
+      <w:r>
+        <w:rPr>
+          <w:lang w:val="en-150"/>
+        </w:rPr>
+        <w:t xml:space="preserve"> historical sales data to identify top-selling products and customer segments.</w:t>
+      </w:r>
+    </w:p>
+    <w:p>
+      <w:pPr>
+        <w:rPr>
+          <w:lang w:val="en-US"/>
+        </w:rPr>
+      </w:pPr>
+    </w:p>
+    <w:p>
+      <w:pPr>
+        <w:rPr>
+          <w:lang w:val="en-US"/>
+        </w:rPr>
+      </w:pPr>
+      <w:bookmarkStart w:id="1" w:name="_Toc216767303"/>
+      <w:r>
+        <w:rPr>
+          <w:rStyle w:val="Heading1Char"/>
+          <w:lang w:val="en-US"/>
+        </w:rPr>
+        <w:t>OLTP</w:t>
+      </w:r>
+      <w:bookmarkEnd w:id="1"/>
+      <w:r>
+        <w:rPr>
+          <w:lang w:val="en-US"/>
+        </w:rPr>
+        <w:t xml:space="preserve"> (</w:t>
+      </w:r>
+      <w:r>
+        <w:rPr>
+          <w:lang w:val="en-US"/>
+        </w:rPr>
+        <w:t>Online Transaction Processing</w:t>
+      </w:r>
+      <w:r>
+        <w:rPr>
+          <w:lang w:val="en-US"/>
+        </w:rPr>
+        <w:t xml:space="preserve">) </w:t>
+      </w:r>
+      <w:r>
+        <w:t>реляционки</w:t>
+      </w:r>
+      <w:r>
+        <w:rPr>
+          <w:lang w:val="en-US"/>
+        </w:rPr>
+        <w:t xml:space="preserve"> </w:t>
+      </w:r>
+      <w:r>
+        <w:t>для</w:t>
+      </w:r>
+      <w:r>
+        <w:rPr>
+          <w:lang w:val="en-US"/>
+        </w:rPr>
+        <w:t xml:space="preserve"> </w:t>
+      </w:r>
+      <w:r>
+        <w:t>транзакций</w:t>
+      </w:r>
+      <w:r>
+        <w:rPr>
+          <w:lang w:val="en-US"/>
+        </w:rPr>
+        <w:t xml:space="preserve"> </w:t>
+      </w:r>
+      <w:r>
+        <w:t>и</w:t>
+      </w:r>
+      <w:r>
+        <w:rPr>
+          <w:lang w:val="en-US"/>
+        </w:rPr>
+        <w:t xml:space="preserve"> </w:t>
+      </w:r>
+      <w:r>
+        <w:t>прочего</w:t>
+      </w:r>
+      <w:r>
+        <w:rPr>
+          <w:lang w:val="en-US"/>
+        </w:rPr>
+        <w:t xml:space="preserve"> </w:t>
+      </w:r>
+      <w:proofErr w:type="gramStart"/>
+      <w:r>
+        <w:rPr>
+          <w:lang w:val="en-US"/>
+        </w:rPr>
+        <w:t xml:space="preserve">– </w:t>
+      </w:r>
+      <w:r>
+        <w:rPr>
+          <w:lang w:val="en-US"/>
+        </w:rPr>
+        <w:t> optimized</w:t>
+      </w:r>
+      <w:proofErr w:type="gramEnd"/>
+      <w:r>
+        <w:rPr>
+          <w:lang w:val="en-US"/>
+        </w:rPr>
+        <w:t xml:space="preserve"> for </w:t>
+      </w:r>
+      <w:r>
+        <w:rPr>
+          <w:b/>
+          <w:bCs/>
+          <w:lang w:val="en-US"/>
+        </w:rPr>
+        <w:t>real-time transactional processing</w:t>
+      </w:r>
+      <w:r>
+        <w:rPr>
+          <w:lang w:val="en-US"/>
+        </w:rPr>
+        <w:t>, handling high volumes of short, atomic operations like online purchases, banking transactions, or ticket bookings. They use </w:t>
+      </w:r>
+      <w:r>
+        <w:rPr>
+          <w:b/>
+          <w:bCs/>
+          <w:lang w:val="en-US"/>
+        </w:rPr>
+        <w:t>normalized schemas</w:t>
+      </w:r>
+      <w:r>
+        <w:rPr>
+          <w:lang w:val="en-US"/>
+        </w:rPr>
+        <w:t> (often 3NF) to ensure </w:t>
+      </w:r>
+      <w:r>
+        <w:rPr>
+          <w:b/>
+          <w:bCs/>
+          <w:lang w:val="en-US"/>
+        </w:rPr>
+        <w:t>data integrity</w:t>
+      </w:r>
+      <w:r>
+        <w:rPr>
+          <w:lang w:val="en-US"/>
+        </w:rPr>
+        <w:t> and reduce redundancy, supporting </w:t>
+      </w:r>
+      <w:r>
+        <w:rPr>
+          <w:b/>
+          <w:bCs/>
+          <w:lang w:val="en-US"/>
+        </w:rPr>
+        <w:t>ACID properties</w:t>
+      </w:r>
+      <w:r>
+        <w:rPr>
+          <w:lang w:val="en-US"/>
+        </w:rPr>
+        <w:t> for reliability. Performance is measured in </w:t>
+      </w:r>
+      <w:r>
+        <w:rPr>
+          <w:b/>
+          <w:bCs/>
+          <w:lang w:val="en-US"/>
+        </w:rPr>
+        <w:t>transactions per second</w:t>
+      </w:r>
+      <w:r>
+        <w:rPr>
+          <w:lang w:val="en-US"/>
+        </w:rPr>
+        <w:t>, with a focus on </w:t>
+      </w:r>
+      <w:r>
+        <w:rPr>
+          <w:b/>
+          <w:bCs/>
+          <w:lang w:val="en-US"/>
+        </w:rPr>
+        <w:t>fast read/write operations</w:t>
+      </w:r>
+      <w:r>
+        <w:rPr>
+          <w:lang w:val="en-US"/>
+        </w:rPr>
+        <w:t> and </w:t>
+      </w:r>
+      <w:r>
+        <w:rPr>
+          <w:b/>
+          <w:bCs/>
+          <w:lang w:val="en-US"/>
+        </w:rPr>
+        <w:t>low latency</w:t>
+      </w:r>
+      <w:r>
+        <w:rPr>
+          <w:lang w:val="en-US"/>
+        </w:rPr>
+        <w:t> for operational tasks.</w:t>
+      </w:r>
+    </w:p>
+    <w:p>
+      <w:pPr>
+        <w:rPr>
+          <w:lang w:val="en-US"/>
+        </w:rPr>
+      </w:pPr>
+    </w:p>
     <w:tbl>
       <w:tblPr>
-        <w:tblStyle w:val="a3"/>
+        <w:tblStyle w:val="TableGrid"/>
         <w:tblW w:w="0" w:type="auto"/>
         <w:tblLook w:val="04A0" w:firstRow="1" w:lastRow="0" w:firstColumn="1" w:lastColumn="0" w:noHBand="0" w:noVBand="1"/>
       </w:tblPr>
@@ -21,7 +836,13 @@
           <w:tcPr>
             <w:tcW w:w="1869" w:type="dxa"/>
           </w:tcPr>
-          <w:p/>
+          <w:p>
+            <w:pPr>
+              <w:rPr>
+                <w:lang w:val="en-US"/>
+              </w:rPr>
+            </w:pPr>
+          </w:p>
         </w:tc>
         <w:tc>
           <w:tcPr>
@@ -467,15 +1288,55 @@
     </w:tbl>
     <w:p>
       <w:pPr>
-        <w:spacing w:after="0" w:line="240" w:lineRule="auto"/>
+        <w:spacing w:line="240" w:lineRule="auto"/>
         <w:rPr>
           <w:rFonts w:ascii="Arial" w:eastAsia="Times New Roman" w:hAnsi="Arial" w:cs="Arial"/>
-          <w:spacing w:val="12"/>
+          <w:spacing w:val="14"/>
           <w:sz w:val="29"/>
           <w:szCs w:val="29"/>
-          <w:lang w:eastAsia="ru-RU"/>
-        </w:rPr>
-      </w:pPr>
+          <w:lang w:val="en-US" w:eastAsia="ru-RU"/>
+        </w:rPr>
+      </w:pPr>
+    </w:p>
+    <w:p>
+      <w:pPr>
+        <w:rPr>
+          <w:rFonts w:ascii="Arial" w:eastAsia="Times New Roman" w:hAnsi="Arial" w:cs="Arial"/>
+          <w:spacing w:val="14"/>
+          <w:sz w:val="29"/>
+          <w:szCs w:val="29"/>
+          <w:lang w:val="en-US" w:eastAsia="ru-RU"/>
+        </w:rPr>
+      </w:pPr>
+      <w:r>
+        <w:rPr>
+          <w:rFonts w:ascii="Arial" w:eastAsia="Times New Roman" w:hAnsi="Arial" w:cs="Arial"/>
+          <w:spacing w:val="14"/>
+          <w:sz w:val="29"/>
+          <w:szCs w:val="29"/>
+          <w:lang w:val="en-US" w:eastAsia="ru-RU"/>
+        </w:rPr>
+        <w:br w:type="page"/>
+      </w:r>
+    </w:p>
+    <w:p>
+      <w:pPr>
+        <w:pStyle w:val="Heading1"/>
+        <w:rPr>
+          <w:rFonts w:eastAsia="Times New Roman"/>
+          <w:lang w:val="en-US" w:eastAsia="ru-RU"/>
+        </w:rPr>
+      </w:pPr>
+      <w:bookmarkStart w:id="2" w:name="_Toc216767304"/>
+      <w:r>
+        <w:rPr>
+          <w:rFonts w:eastAsia="Times New Roman"/>
+          <w:lang w:val="en-US" w:eastAsia="ru-RU"/>
+        </w:rPr>
+        <w:lastRenderedPageBreak/>
+        <w:t>MYSQL vs Postgres vs Redis vs Mongo</w:t>
+      </w:r>
+      <w:bookmarkEnd w:id="2"/>
     </w:p>
     <w:p>
       <w:pPr>
@@ -515,7 +1376,7 @@
                     </pic:cNvPicPr>
                   </pic:nvPicPr>
                   <pic:blipFill>
-                    <a:blip r:embed="rId4">
+                    <a:blip r:embed="rId6">
                       <a:extLst>
                         <a:ext uri="{28A0092B-C50C-407E-A947-70E740481C1C}">
                           <a14:useLocalDpi xmlns:a14="http://schemas.microsoft.com/office/drawing/2010/main" val="0"/>
@@ -588,19 +1449,7 @@
           <w:szCs w:val="29"/>
           <w:lang w:val="en-US" w:eastAsia="ru-RU"/>
         </w:rPr>
-        <w:t> category we ca</w:t>
-      </w:r>
-      <w:bookmarkStart w:id="0" w:name="_GoBack"/>
-      <w:bookmarkEnd w:id="0"/>
-      <w:r>
-        <w:rPr>
-          <w:rFonts w:ascii="Arial" w:eastAsia="Times New Roman" w:hAnsi="Arial" w:cs="Arial"/>
-          <w:spacing w:val="12"/>
-          <w:sz w:val="29"/>
-          <w:szCs w:val="29"/>
-          <w:lang w:val="en-US" w:eastAsia="ru-RU"/>
-        </w:rPr>
-        <w:t>n observe that Mongo and Redis are definitely better. At about 400–500 operations MySQL also looks good, but it decreases in performance after 600 records, with results similar to Postgres.</w:t>
+        <w:t> category we can observe that Mongo and Redis are definitely better. At about 400–500 operations MySQL also looks good, but it decreases in performance after 600 records, with results similar to Postgres.</w:t>
       </w:r>
     </w:p>
     <w:p>
@@ -641,7 +1490,7 @@
                     </pic:cNvPicPr>
                   </pic:nvPicPr>
                   <pic:blipFill>
-                    <a:blip r:embed="rId5">
+                    <a:blip r:embed="rId7">
                       <a:extLst>
                         <a:ext uri="{28A0092B-C50C-407E-A947-70E740481C1C}">
                           <a14:useLocalDpi xmlns:a14="http://schemas.microsoft.com/office/drawing/2010/main" val="0"/>
@@ -714,18 +1563,7 @@
           <w:szCs w:val="29"/>
           <w:lang w:val="en-US" w:eastAsia="ru-RU"/>
         </w:rPr>
-        <w:t xml:space="preserve"> operation shows that SQL also has a bad time here. Performing it in MySQL and Postgres, time grows rapidly. For </w:t>
-      </w:r>
-      <w:r>
-        <w:rPr>
-          <w:rFonts w:ascii="Arial" w:eastAsia="Times New Roman" w:hAnsi="Arial" w:cs="Arial"/>
-          <w:spacing w:val="12"/>
-          <w:sz w:val="29"/>
-          <w:szCs w:val="29"/>
-          <w:lang w:val="en-US" w:eastAsia="ru-RU"/>
-        </w:rPr>
-        <w:lastRenderedPageBreak/>
-        <w:t>NoSQL it doesn’t matter how many records it needs to select, time is basically constant.</w:t>
+        <w:t> operation shows that SQL also has a bad time here. Performing it in MySQL and Postgres, time grows rapidly. For NoSQL it doesn’t matter how many records it needs to select, time is basically constant.</w:t>
       </w:r>
     </w:p>
     <w:p>
@@ -748,6 +1586,7 @@
           <w:szCs w:val="29"/>
           <w:lang w:eastAsia="ru-RU"/>
         </w:rPr>
+        <w:lastRenderedPageBreak/>
         <w:drawing>
           <wp:inline distT="0" distB="0" distL="0" distR="0" wp14:anchorId="22C4499B" wp14:editId="7B71DC22">
             <wp:extent cx="5940425" cy="3126740"/>
@@ -766,7 +1605,7 @@
                     </pic:cNvPicPr>
                   </pic:nvPicPr>
                   <pic:blipFill>
-                    <a:blip r:embed="rId6">
+                    <a:blip r:embed="rId8">
                       <a:extLst>
                         <a:ext uri="{28A0092B-C50C-407E-A947-70E740481C1C}">
                           <a14:useLocalDpi xmlns:a14="http://schemas.microsoft.com/office/drawing/2010/main" val="0"/>
@@ -829,9 +1668,30 @@
           <w:szCs w:val="29"/>
           <w:lang w:val="en-US" w:eastAsia="ru-RU"/>
         </w:rPr>
-        <w:t xml:space="preserve"> is also much bigger for SQL databases, but the increase in time is similar for both databases. Time of operation for Redis and Mongo and MySQL is under 1 second for 5000 records. </w:t>
-      </w:r>
-      <w:proofErr w:type="spellStart"/>
+        <w:t xml:space="preserve"> is also much bigger for SQL databases, but the increase in time is similar for both databases. Time of operation for Redis and Mongo and MySQL </w:t>
+      </w:r>
+      <w:proofErr w:type="gramStart"/>
+      <w:r>
+        <w:rPr>
+          <w:rFonts w:ascii="Arial" w:eastAsia="Times New Roman" w:hAnsi="Arial" w:cs="Arial"/>
+          <w:spacing w:val="12"/>
+          <w:sz w:val="29"/>
+          <w:szCs w:val="29"/>
+          <w:lang w:val="en-US" w:eastAsia="ru-RU"/>
+        </w:rPr>
+        <w:t>is</w:t>
+      </w:r>
+      <w:proofErr w:type="gramEnd"/>
+      <w:r>
+        <w:rPr>
+          <w:rFonts w:ascii="Arial" w:eastAsia="Times New Roman" w:hAnsi="Arial" w:cs="Arial"/>
+          <w:spacing w:val="12"/>
+          <w:sz w:val="29"/>
+          <w:szCs w:val="29"/>
+          <w:lang w:val="en-US" w:eastAsia="ru-RU"/>
+        </w:rPr>
+        <w:t xml:space="preserve"> under 1 second for 5000 records. </w:t>
+      </w:r>
       <w:r>
         <w:rPr>
           <w:rFonts w:ascii="Arial" w:eastAsia="Times New Roman" w:hAnsi="Arial" w:cs="Arial"/>
@@ -840,128 +1700,7 @@
           <w:szCs w:val="29"/>
           <w:lang w:eastAsia="ru-RU"/>
         </w:rPr>
-        <w:t>Only</w:t>
-      </w:r>
-      <w:proofErr w:type="spellEnd"/>
-      <w:r>
-        <w:rPr>
-          <w:rFonts w:ascii="Arial" w:eastAsia="Times New Roman" w:hAnsi="Arial" w:cs="Arial"/>
-          <w:spacing w:val="12"/>
-          <w:sz w:val="29"/>
-          <w:szCs w:val="29"/>
-          <w:lang w:eastAsia="ru-RU"/>
-        </w:rPr>
-        <w:t xml:space="preserve"> </w:t>
-      </w:r>
-      <w:proofErr w:type="spellStart"/>
-      <w:r>
-        <w:rPr>
-          <w:rFonts w:ascii="Arial" w:eastAsia="Times New Roman" w:hAnsi="Arial" w:cs="Arial"/>
-          <w:spacing w:val="12"/>
-          <w:sz w:val="29"/>
-          <w:szCs w:val="29"/>
-          <w:lang w:eastAsia="ru-RU"/>
-        </w:rPr>
-        <w:t>Postgres</w:t>
-      </w:r>
-      <w:proofErr w:type="spellEnd"/>
-      <w:r>
-        <w:rPr>
-          <w:rFonts w:ascii="Arial" w:eastAsia="Times New Roman" w:hAnsi="Arial" w:cs="Arial"/>
-          <w:spacing w:val="12"/>
-          <w:sz w:val="29"/>
-          <w:szCs w:val="29"/>
-          <w:lang w:eastAsia="ru-RU"/>
-        </w:rPr>
-        <w:t xml:space="preserve"> </w:t>
-      </w:r>
-      <w:proofErr w:type="spellStart"/>
-      <w:r>
-        <w:rPr>
-          <w:rFonts w:ascii="Arial" w:eastAsia="Times New Roman" w:hAnsi="Arial" w:cs="Arial"/>
-          <w:spacing w:val="12"/>
-          <w:sz w:val="29"/>
-          <w:szCs w:val="29"/>
-          <w:lang w:eastAsia="ru-RU"/>
-        </w:rPr>
-        <w:t>gives</w:t>
-      </w:r>
-      <w:proofErr w:type="spellEnd"/>
-      <w:r>
-        <w:rPr>
-          <w:rFonts w:ascii="Arial" w:eastAsia="Times New Roman" w:hAnsi="Arial" w:cs="Arial"/>
-          <w:spacing w:val="12"/>
-          <w:sz w:val="29"/>
-          <w:szCs w:val="29"/>
-          <w:lang w:eastAsia="ru-RU"/>
-        </w:rPr>
-        <w:t xml:space="preserve"> </w:t>
-      </w:r>
-      <w:proofErr w:type="spellStart"/>
-      <w:r>
-        <w:rPr>
-          <w:rFonts w:ascii="Arial" w:eastAsia="Times New Roman" w:hAnsi="Arial" w:cs="Arial"/>
-          <w:spacing w:val="12"/>
-          <w:sz w:val="29"/>
-          <w:szCs w:val="29"/>
-          <w:lang w:eastAsia="ru-RU"/>
-        </w:rPr>
-        <w:t>results</w:t>
-      </w:r>
-      <w:proofErr w:type="spellEnd"/>
-      <w:r>
-        <w:rPr>
-          <w:rFonts w:ascii="Arial" w:eastAsia="Times New Roman" w:hAnsi="Arial" w:cs="Arial"/>
-          <w:spacing w:val="12"/>
-          <w:sz w:val="29"/>
-          <w:szCs w:val="29"/>
-          <w:lang w:eastAsia="ru-RU"/>
-        </w:rPr>
-        <w:t xml:space="preserve"> </w:t>
-      </w:r>
-      <w:proofErr w:type="spellStart"/>
-      <w:r>
-        <w:rPr>
-          <w:rFonts w:ascii="Arial" w:eastAsia="Times New Roman" w:hAnsi="Arial" w:cs="Arial"/>
-          <w:spacing w:val="12"/>
-          <w:sz w:val="29"/>
-          <w:szCs w:val="29"/>
-          <w:lang w:eastAsia="ru-RU"/>
-        </w:rPr>
-        <w:t>over</w:t>
-      </w:r>
-      <w:proofErr w:type="spellEnd"/>
-      <w:r>
-        <w:rPr>
-          <w:rFonts w:ascii="Arial" w:eastAsia="Times New Roman" w:hAnsi="Arial" w:cs="Arial"/>
-          <w:spacing w:val="12"/>
-          <w:sz w:val="29"/>
-          <w:szCs w:val="29"/>
-          <w:lang w:eastAsia="ru-RU"/>
-        </w:rPr>
-        <w:t xml:space="preserve"> 10 </w:t>
-      </w:r>
-      <w:proofErr w:type="spellStart"/>
-      <w:r>
-        <w:rPr>
-          <w:rFonts w:ascii="Arial" w:eastAsia="Times New Roman" w:hAnsi="Arial" w:cs="Arial"/>
-          <w:spacing w:val="12"/>
-          <w:sz w:val="29"/>
-          <w:szCs w:val="29"/>
-          <w:lang w:eastAsia="ru-RU"/>
-        </w:rPr>
-        <w:t>seconds</w:t>
-      </w:r>
-      <w:proofErr w:type="spellEnd"/>
-      <w:r>
-        <w:rPr>
-          <w:rFonts w:ascii="Arial" w:eastAsia="Times New Roman" w:hAnsi="Arial" w:cs="Arial"/>
-          <w:spacing w:val="12"/>
-          <w:sz w:val="29"/>
-          <w:szCs w:val="29"/>
-          <w:lang w:eastAsia="ru-RU"/>
-        </w:rPr>
-        <w:t>.</w:t>
+        <w:t>Only Postgres gives results over 10 seconds.</w:t>
       </w:r>
     </w:p>
     <w:p>
@@ -1002,7 +1741,7 @@
                     </pic:cNvPicPr>
                   </pic:nvPicPr>
                   <pic:blipFill>
-                    <a:blip r:embed="rId7">
+                    <a:blip r:embed="rId9">
                       <a:extLst>
                         <a:ext uri="{28A0092B-C50C-407E-A947-70E740481C1C}">
                           <a14:useLocalDpi xmlns:a14="http://schemas.microsoft.com/office/drawing/2010/main" val="0"/>
@@ -1085,6 +1824,212 @@
         </w:rPr>
       </w:pPr>
     </w:p>
+    <w:p>
+      <w:pPr>
+        <w:rPr>
+          <w:lang w:val="en-US"/>
+        </w:rPr>
+      </w:pPr>
+    </w:p>
+    <w:p>
+      <w:pPr>
+        <w:pStyle w:val="Heading1"/>
+        <w:rPr>
+          <w:lang w:val="en-US"/>
+        </w:rPr>
+      </w:pPr>
+      <w:bookmarkStart w:id="3" w:name="_Toc216767305"/>
+      <w:r>
+        <w:rPr>
+          <w:lang w:val="en-US"/>
+        </w:rPr>
+        <w:lastRenderedPageBreak/>
+        <w:t>Column-store</w:t>
+      </w:r>
+      <w:r>
+        <w:rPr>
+          <w:lang w:val="en-US"/>
+        </w:rPr>
+        <w:t>d</w:t>
+      </w:r>
+      <w:r>
+        <w:rPr>
+          <w:lang w:val="en-US"/>
+        </w:rPr>
+        <w:t xml:space="preserve"> DBs</w:t>
+      </w:r>
+      <w:bookmarkEnd w:id="3"/>
+    </w:p>
+    <w:p>
+      <w:pPr>
+        <w:jc w:val="both"/>
+        <w:rPr>
+          <w:lang w:val="en-US"/>
+        </w:rPr>
+      </w:pPr>
+      <w:r>
+        <w:rPr>
+          <w:lang w:val="en-US"/>
+        </w:rPr>
+        <w:t xml:space="preserve">Columnar </w:t>
+      </w:r>
+      <w:r>
+        <w:rPr>
+          <w:lang w:val="en-US"/>
+        </w:rPr>
+        <w:t>(</w:t>
+      </w:r>
+      <w:r>
+        <w:rPr>
+          <w:lang w:val="en-US"/>
+        </w:rPr>
+        <w:t>column-oriented</w:t>
+      </w:r>
+      <w:r>
+        <w:rPr>
+          <w:lang w:val="en-US"/>
+        </w:rPr>
+        <w:t>)</w:t>
+      </w:r>
+      <w:r>
+        <w:rPr>
+          <w:lang w:val="en-US"/>
+        </w:rPr>
+        <w:t xml:space="preserve"> databases, provide a more efficient and optimized way of storing and querying data, particularly in big data and analytical environments. They store data in columns, rather than rows</w:t>
+      </w:r>
+      <w:r>
+        <w:rPr>
+          <w:lang w:val="en-US"/>
+        </w:rPr>
+        <w:t>. Each column is indexed and each value has a pointer to the corresponding value in the next and previous column</w:t>
+      </w:r>
+      <w:r>
+        <w:rPr>
+          <w:lang w:val="en-US"/>
+        </w:rPr>
+        <w:t>.</w:t>
+      </w:r>
+      <w:r>
+        <w:rPr>
+          <w:lang w:val="en-US"/>
+        </w:rPr>
+        <w:t xml:space="preserve"> Searching a column-stored database is like searching among clustered index.</w:t>
+      </w:r>
+      <w:r>
+        <w:rPr>
+          <w:lang w:val="en-US"/>
+        </w:rPr>
+        <w:t xml:space="preserve"> The benefits of columnar databases are most evident when it comes to massive amounts of data that need to be searched, aggregated, or analyzed quickly.</w:t>
+      </w:r>
+    </w:p>
+    <w:p>
+      <w:pPr>
+        <w:jc w:val="both"/>
+        <w:rPr>
+          <w:lang w:val="en-US"/>
+        </w:rPr>
+      </w:pPr>
+      <w:proofErr w:type="spellStart"/>
+      <w:r>
+        <w:rPr>
+          <w:lang w:val="en-US"/>
+        </w:rPr>
+        <w:t>ClickHouse</w:t>
+      </w:r>
+      <w:proofErr w:type="spellEnd"/>
+    </w:p>
+    <w:p>
+      <w:pPr>
+        <w:jc w:val="both"/>
+        <w:rPr>
+          <w:lang w:val="en-US"/>
+        </w:rPr>
+      </w:pPr>
+      <w:r>
+        <w:rPr>
+          <w:lang w:val="en-US"/>
+        </w:rPr>
+        <w:t>Azure Cosmos DB</w:t>
+      </w:r>
+    </w:p>
+    <w:p>
+      <w:pPr>
+        <w:jc w:val="both"/>
+        <w:rPr>
+          <w:lang w:val="en-US"/>
+        </w:rPr>
+      </w:pPr>
+      <w:r>
+        <w:rPr>
+          <w:lang w:val="en-US"/>
+        </w:rPr>
+        <w:t>MariaDB</w:t>
+      </w:r>
+    </w:p>
+    <w:p>
+      <w:pPr>
+        <w:jc w:val="both"/>
+        <w:rPr>
+          <w:lang w:val="en-US"/>
+        </w:rPr>
+      </w:pPr>
+      <w:r>
+        <w:rPr>
+          <w:lang w:val="en-US"/>
+        </w:rPr>
+        <w:t xml:space="preserve">Snowflake </w:t>
+      </w:r>
+      <w:proofErr w:type="spellStart"/>
+      <w:r>
+        <w:rPr>
+          <w:lang w:val="en-US"/>
+        </w:rPr>
+        <w:t>DataCloud</w:t>
+      </w:r>
+      <w:proofErr w:type="spellEnd"/>
+    </w:p>
+    <w:p>
+      <w:pPr>
+        <w:jc w:val="both"/>
+        <w:rPr>
+          <w:lang w:val="en-US"/>
+        </w:rPr>
+      </w:pPr>
+      <w:r>
+        <w:rPr>
+          <w:lang w:val="en-US"/>
+        </w:rPr>
+        <w:t>AWS Redshift</w:t>
+      </w:r>
+    </w:p>
+    <w:p>
+      <w:pPr>
+        <w:jc w:val="both"/>
+        <w:rPr>
+          <w:lang w:val="en-US"/>
+        </w:rPr>
+      </w:pPr>
+      <w:r>
+        <w:rPr>
+          <w:lang w:val="en-US"/>
+        </w:rPr>
+        <w:t>Apache Druid</w:t>
+      </w:r>
+    </w:p>
+    <w:p>
+      <w:pPr>
+        <w:jc w:val="both"/>
+        <w:rPr>
+          <w:lang w:val="en-US"/>
+        </w:rPr>
+      </w:pPr>
+      <w:r>
+        <w:rPr>
+          <w:lang w:val="en-US"/>
+        </w:rPr>
+        <w:t>Apache Kudu</w:t>
+      </w:r>
+    </w:p>
     <w:sectPr>
       <w:pgSz w:w="11906" w:h="16838"/>
       <w:pgMar w:top="1134" w:right="850" w:bottom="1134" w:left="1701" w:header="708" w:footer="708" w:gutter="0"/>
@@ -1095,8 +2040,165 @@
 </w:document>
 </file>
 
+<file path=word/numbering.xml><?xml version="1.0" encoding="utf-8"?>
+<w:numbering xmlns:wpc="http://schemas.microsoft.com/office/word/2010/wordprocessingCanvas" xmlns:cx="http://schemas.microsoft.com/office/drawing/2014/chartex" xmlns:cx1="http://schemas.microsoft.com/office/drawing/2015/9/8/chartex" xmlns:cx2="http://schemas.microsoft.com/office/drawing/2015/10/21/chartex" xmlns:cx3="http://schemas.microsoft.com/office/drawing/2016/5/9/chartex" xmlns:cx4="http://schemas.microsoft.com/office/drawing/2016/5/10/chartex" xmlns:cx5="http://schemas.microsoft.com/office/drawing/2016/5/11/chartex" xmlns:cx6="http://schemas.microsoft.com/office/drawing/2016/5/12/chartex" xmlns:cx7="http://schemas.microsoft.com/office/drawing/2016/5/13/chartex" xmlns:cx8="http://schemas.microsoft.com/office/drawing/2016/5/14/chartex" xmlns:mc="http://schemas.openxmlformats.org/markup-compatibility/2006" xmlns:aink="http://schemas.microsoft.com/office/drawing/2016/ink" xmlns:am3d="http://schemas.microsoft.com/office/drawing/2017/model3d" xmlns:o="urn:schemas-microsoft-com:office:office" xmlns:oel="http://schemas.microsoft.com/office/2019/extlst" xmlns:r="http://schemas.openxmlformats.org/officeDocument/2006/relationships" xmlns:m="http://schemas.openxmlformats.org/officeDocument/2006/math" xmlns:v="urn:schemas-microsoft-com:vml" xmlns:wp14="http://schemas.microsoft.com/office/word/2010/wordprocessingDrawing" xmlns:wp="http://schemas.openxmlformats.org/drawingml/2006/wordprocessingDrawing" xmlns:w10="urn:schemas-microsoft-com:office:word" xmlns:w="http://schemas.openxmlformats.org/wordprocessingml/2006/main" xmlns:w14="http://schemas.microsoft.com/office/word/2010/wordml" xmlns:w15="http://schemas.microsoft.com/office/word/2012/wordml" xmlns:w16cex="http://schemas.microsoft.com/office/word/2018/wordml/cex" xmlns:w16cid="http://schemas.microsoft.com/office/word/2016/wordml/cid" xmlns:w16="http://schemas.microsoft.com/office/word/2018/wordml" xmlns:w16sdtdh="http://schemas.microsoft.com/office/word/2020/wordml/sdtdatahash" xmlns:w16se="http://schemas.microsoft.com/office/word/2015/wordml/symex" xmlns:wpg="http://schemas.microsoft.com/office/word/2010/wordprocessingGroup" xmlns:wpi="http://schemas.microsoft.com/office/word/2010/wordprocessingInk" xmlns:wne="http://schemas.microsoft.com/office/word/2006/wordml" xmlns:wps="http://schemas.microsoft.com/office/word/2010/wordprocessingShape" mc:Ignorable="w14 w15 w16se w16cid w16 w16cex w16sdtdh wp14">
+  <w:abstractNum w:abstractNumId="0" w15:restartNumberingAfterBreak="0">
+    <w:nsid w:val="2C585F29"/>
+    <w:multiLevelType w:val="multilevel"/>
+    <w:tmpl w:val="EEA82450"/>
+    <w:lvl w:ilvl="0">
+      <w:start w:val="1"/>
+      <w:numFmt w:val="bullet"/>
+      <w:lvlText w:val=""/>
+      <w:lvlJc w:val="left"/>
+      <w:pPr>
+        <w:tabs>
+          <w:tab w:val="num" w:pos="720"/>
+        </w:tabs>
+        <w:ind w:left="720" w:hanging="360"/>
+      </w:pPr>
+      <w:rPr>
+        <w:rFonts w:ascii="Symbol" w:hAnsi="Symbol" w:hint="default"/>
+        <w:sz w:val="20"/>
+      </w:rPr>
+    </w:lvl>
+    <w:lvl w:ilvl="1" w:tentative="1">
+      <w:start w:val="1"/>
+      <w:numFmt w:val="bullet"/>
+      <w:lvlText w:val="o"/>
+      <w:lvlJc w:val="left"/>
+      <w:pPr>
+        <w:tabs>
+          <w:tab w:val="num" w:pos="1440"/>
+        </w:tabs>
+        <w:ind w:left="1440" w:hanging="360"/>
+      </w:pPr>
+      <w:rPr>
+        <w:rFonts w:ascii="Courier New" w:hAnsi="Courier New" w:hint="default"/>
+        <w:sz w:val="20"/>
+      </w:rPr>
+    </w:lvl>
+    <w:lvl w:ilvl="2" w:tentative="1">
+      <w:start w:val="1"/>
+      <w:numFmt w:val="bullet"/>
+      <w:lvlText w:val=""/>
+      <w:lvlJc w:val="left"/>
+      <w:pPr>
+        <w:tabs>
+          <w:tab w:val="num" w:pos="2160"/>
+        </w:tabs>
+        <w:ind w:left="2160" w:hanging="360"/>
+      </w:pPr>
+      <w:rPr>
+        <w:rFonts w:ascii="Wingdings" w:hAnsi="Wingdings" w:hint="default"/>
+        <w:sz w:val="20"/>
+      </w:rPr>
+    </w:lvl>
+    <w:lvl w:ilvl="3" w:tentative="1">
+      <w:start w:val="1"/>
+      <w:numFmt w:val="bullet"/>
+      <w:lvlText w:val=""/>
+      <w:lvlJc w:val="left"/>
+      <w:pPr>
+        <w:tabs>
+          <w:tab w:val="num" w:pos="2880"/>
+        </w:tabs>
+        <w:ind w:left="2880" w:hanging="360"/>
+      </w:pPr>
+      <w:rPr>
+        <w:rFonts w:ascii="Wingdings" w:hAnsi="Wingdings" w:hint="default"/>
+        <w:sz w:val="20"/>
+      </w:rPr>
+    </w:lvl>
+    <w:lvl w:ilvl="4" w:tentative="1">
+      <w:start w:val="1"/>
+      <w:numFmt w:val="bullet"/>
+      <w:lvlText w:val=""/>
+      <w:lvlJc w:val="left"/>
+      <w:pPr>
+        <w:tabs>
+          <w:tab w:val="num" w:pos="3600"/>
+        </w:tabs>
+        <w:ind w:left="3600" w:hanging="360"/>
+      </w:pPr>
+      <w:rPr>
+        <w:rFonts w:ascii="Wingdings" w:hAnsi="Wingdings" w:hint="default"/>
+        <w:sz w:val="20"/>
+      </w:rPr>
+    </w:lvl>
+    <w:lvl w:ilvl="5" w:tentative="1">
+      <w:start w:val="1"/>
+      <w:numFmt w:val="bullet"/>
+      <w:lvlText w:val=""/>
+      <w:lvlJc w:val="left"/>
+      <w:pPr>
+        <w:tabs>
+          <w:tab w:val="num" w:pos="4320"/>
+        </w:tabs>
+        <w:ind w:left="4320" w:hanging="360"/>
+      </w:pPr>
+      <w:rPr>
+        <w:rFonts w:ascii="Wingdings" w:hAnsi="Wingdings" w:hint="default"/>
+        <w:sz w:val="20"/>
+      </w:rPr>
+    </w:lvl>
+    <w:lvl w:ilvl="6" w:tentative="1">
+      <w:start w:val="1"/>
+      <w:numFmt w:val="bullet"/>
+      <w:lvlText w:val=""/>
+      <w:lvlJc w:val="left"/>
+      <w:pPr>
+        <w:tabs>
+          <w:tab w:val="num" w:pos="5040"/>
+        </w:tabs>
+        <w:ind w:left="5040" w:hanging="360"/>
+      </w:pPr>
+      <w:rPr>
+        <w:rFonts w:ascii="Wingdings" w:hAnsi="Wingdings" w:hint="default"/>
+        <w:sz w:val="20"/>
+      </w:rPr>
+    </w:lvl>
+    <w:lvl w:ilvl="7" w:tentative="1">
+      <w:start w:val="1"/>
+      <w:numFmt w:val="bullet"/>
+      <w:lvlText w:val=""/>
+      <w:lvlJc w:val="left"/>
+      <w:pPr>
+        <w:tabs>
+          <w:tab w:val="num" w:pos="5760"/>
+        </w:tabs>
+        <w:ind w:left="5760" w:hanging="360"/>
+      </w:pPr>
+      <w:rPr>
+        <w:rFonts w:ascii="Wingdings" w:hAnsi="Wingdings" w:hint="default"/>
+        <w:sz w:val="20"/>
+      </w:rPr>
+    </w:lvl>
+    <w:lvl w:ilvl="8" w:tentative="1">
+      <w:start w:val="1"/>
+      <w:numFmt w:val="bullet"/>
+      <w:lvlText w:val=""/>
+      <w:lvlJc w:val="left"/>
+      <w:pPr>
+        <w:tabs>
+          <w:tab w:val="num" w:pos="6480"/>
+        </w:tabs>
+        <w:ind w:left="6480" w:hanging="360"/>
+      </w:pPr>
+      <w:rPr>
+        <w:rFonts w:ascii="Wingdings" w:hAnsi="Wingdings" w:hint="default"/>
+        <w:sz w:val="20"/>
+      </w:rPr>
+    </w:lvl>
+  </w:abstractNum>
+  <w:num w:numId="1" w16cid:durableId="1127507381">
+    <w:abstractNumId w:val="0"/>
+  </w:num>
+</w:numbering>
+</file>
+
 <file path=word/styles.xml><?xml version="1.0" encoding="utf-8"?>
-<w:styles xmlns:mc="http://schemas.openxmlformats.org/markup-compatibility/2006" xmlns:r="http://schemas.openxmlformats.org/officeDocument/2006/relationships" xmlns:w="http://schemas.openxmlformats.org/wordprocessingml/2006/main" xmlns:w14="http://schemas.microsoft.com/office/word/2010/wordml" xmlns:w15="http://schemas.microsoft.com/office/word/2012/wordml" xmlns:w16cid="http://schemas.microsoft.com/office/word/2016/wordml/cid" xmlns:w16se="http://schemas.microsoft.com/office/word/2015/wordml/symex" mc:Ignorable="w14 w15 w16se w16cid">
+<w:styles xmlns:mc="http://schemas.openxmlformats.org/markup-compatibility/2006" xmlns:r="http://schemas.openxmlformats.org/officeDocument/2006/relationships" xmlns:w="http://schemas.openxmlformats.org/wordprocessingml/2006/main" xmlns:w14="http://schemas.microsoft.com/office/word/2010/wordml" xmlns:w15="http://schemas.microsoft.com/office/word/2012/wordml" xmlns:w16cex="http://schemas.microsoft.com/office/word/2018/wordml/cex" xmlns:w16cid="http://schemas.microsoft.com/office/word/2016/wordml/cid" xmlns:w16="http://schemas.microsoft.com/office/word/2018/wordml" xmlns:w16sdtdh="http://schemas.microsoft.com/office/word/2020/wordml/sdtdatahash" xmlns:w16se="http://schemas.microsoft.com/office/word/2015/wordml/symex" mc:Ignorable="w14 w15 w16se w16cid w16 w16cex w16sdtdh">
   <w:docDefaults>
     <w:rPrDefault>
       <w:rPr>
@@ -1112,7 +2214,7 @@
       </w:pPr>
     </w:pPrDefault>
   </w:docDefaults>
-  <w:latentStyles w:defLockedState="0" w:defUIPriority="99" w:defSemiHidden="0" w:defUnhideWhenUsed="0" w:defQFormat="0" w:count="375">
+  <w:latentStyles w:defLockedState="0" w:defUIPriority="99" w:defSemiHidden="0" w:defUnhideWhenUsed="0" w:defQFormat="0" w:count="376">
     <w:lsdException w:name="Normal" w:uiPriority="0" w:qFormat="1"/>
     <w:lsdException w:name="heading 1" w:uiPriority="9" w:qFormat="1"/>
     <w:lsdException w:name="heading 2" w:semiHidden="1" w:uiPriority="9" w:unhideWhenUsed="1" w:qFormat="1"/>
@@ -1488,18 +2590,39 @@
     <w:lsdException w:name="Smart Hyperlink" w:semiHidden="1" w:unhideWhenUsed="1"/>
     <w:lsdException w:name="Hashtag" w:semiHidden="1" w:unhideWhenUsed="1"/>
     <w:lsdException w:name="Unresolved Mention" w:semiHidden="1" w:unhideWhenUsed="1"/>
+    <w:lsdException w:name="Smart Link" w:semiHidden="1" w:unhideWhenUsed="1"/>
   </w:latentStyles>
-  <w:style w:type="paragraph" w:default="1" w:styleId="a">
+  <w:style w:type="paragraph" w:default="1" w:styleId="Normal">
     <w:name w:val="Normal"/>
     <w:qFormat/>
   </w:style>
-  <w:style w:type="character" w:default="1" w:styleId="a0">
+  <w:style w:type="paragraph" w:styleId="Heading1">
+    <w:name w:val="heading 1"/>
+    <w:basedOn w:val="Normal"/>
+    <w:next w:val="Normal"/>
+    <w:link w:val="Heading1Char"/>
+    <w:uiPriority w:val="9"/>
+    <w:qFormat/>
+    <w:rsid w:val="003543A6"/>
+    <w:pPr>
+      <w:keepNext/>
+      <w:keepLines/>
+      <w:spacing w:before="240" w:after="0"/>
+      <w:outlineLvl w:val="0"/>
+    </w:pPr>
+    <w:rPr>
+      <w:rFonts w:asciiTheme="majorHAnsi" w:eastAsiaTheme="majorEastAsia" w:hAnsiTheme="majorHAnsi" w:cstheme="majorBidi"/>
+      <w:color w:val="2F5496" w:themeColor="accent1" w:themeShade="BF"/>
+      <w:sz w:val="32"/>
+      <w:szCs w:val="32"/>
+    </w:rPr>
+  </w:style>
+  <w:style w:type="character" w:default="1" w:styleId="DefaultParagraphFont">
     <w:name w:val="Default Paragraph Font"/>
     <w:uiPriority w:val="1"/>
-    <w:semiHidden/>
     <w:unhideWhenUsed/>
   </w:style>
-  <w:style w:type="table" w:default="1" w:styleId="a1">
+  <w:style w:type="table" w:default="1" w:styleId="TableNormal">
     <w:name w:val="Normal Table"/>
     <w:uiPriority w:val="99"/>
     <w:semiHidden/>
@@ -1514,15 +2637,15 @@
       </w:tblCellMar>
     </w:tblPr>
   </w:style>
-  <w:style w:type="numbering" w:default="1" w:styleId="a2">
+  <w:style w:type="numbering" w:default="1" w:styleId="NoList">
     <w:name w:val="No List"/>
     <w:uiPriority w:val="99"/>
     <w:semiHidden/>
     <w:unhideWhenUsed/>
   </w:style>
-  <w:style w:type="table" w:styleId="a3">
+  <w:style w:type="table" w:styleId="TableGrid">
     <w:name w:val="Table Grid"/>
-    <w:basedOn w:val="a1"/>
+    <w:basedOn w:val="TableNormal"/>
     <w:uiPriority w:val="39"/>
     <w:rsid w:val="0090045A"/>
     <w:pPr>
@@ -1539,9 +2662,9 @@
       </w:tblBorders>
     </w:tblPr>
   </w:style>
-  <w:style w:type="paragraph" w:styleId="a4">
+  <w:style w:type="paragraph" w:styleId="NormalWeb">
     <w:name w:val="Normal (Web)"/>
-    <w:basedOn w:val="a"/>
+    <w:basedOn w:val="Normal"/>
     <w:uiPriority w:val="99"/>
     <w:semiHidden/>
     <w:unhideWhenUsed/>
@@ -1554,6 +2677,57 @@
       <w:sz w:val="24"/>
       <w:szCs w:val="24"/>
       <w:lang w:eastAsia="ru-RU"/>
+    </w:rPr>
+  </w:style>
+  <w:style w:type="character" w:customStyle="1" w:styleId="Heading1Char">
+    <w:name w:val="Heading 1 Char"/>
+    <w:basedOn w:val="DefaultParagraphFont"/>
+    <w:link w:val="Heading1"/>
+    <w:uiPriority w:val="9"/>
+    <w:rsid w:val="003543A6"/>
+    <w:rPr>
+      <w:rFonts w:asciiTheme="majorHAnsi" w:eastAsiaTheme="majorEastAsia" w:hAnsiTheme="majorHAnsi" w:cstheme="majorBidi"/>
+      <w:color w:val="2F5496" w:themeColor="accent1" w:themeShade="BF"/>
+      <w:sz w:val="32"/>
+      <w:szCs w:val="32"/>
+    </w:rPr>
+  </w:style>
+  <w:style w:type="paragraph" w:styleId="TOCHeading">
+    <w:name w:val="TOC Heading"/>
+    <w:basedOn w:val="Heading1"/>
+    <w:next w:val="Normal"/>
+    <w:uiPriority w:val="39"/>
+    <w:unhideWhenUsed/>
+    <w:qFormat/>
+    <w:rsid w:val="00DE6653"/>
+    <w:pPr>
+      <w:outlineLvl w:val="9"/>
+    </w:pPr>
+    <w:rPr>
+      <w:lang w:val="en-US"/>
+    </w:rPr>
+  </w:style>
+  <w:style w:type="paragraph" w:styleId="TOC1">
+    <w:name w:val="toc 1"/>
+    <w:basedOn w:val="Normal"/>
+    <w:next w:val="Normal"/>
+    <w:autoRedefine/>
+    <w:uiPriority w:val="39"/>
+    <w:unhideWhenUsed/>
+    <w:rsid w:val="00DE6653"/>
+    <w:pPr>
+      <w:spacing w:after="100"/>
+    </w:pPr>
+  </w:style>
+  <w:style w:type="character" w:styleId="Hyperlink">
+    <w:name w:val="Hyperlink"/>
+    <w:basedOn w:val="DefaultParagraphFont"/>
+    <w:uiPriority w:val="99"/>
+    <w:unhideWhenUsed/>
+    <w:rsid w:val="00DE6653"/>
+    <w:rPr>
+      <w:color w:val="0563C1" w:themeColor="hyperlink"/>
+      <w:u w:val="single"/>
     </w:rPr>
   </w:style>
 </w:styles>
@@ -1852,4 +3026,16 @@
     </a:ext>
   </a:extLst>
 </a:theme>
+</file>
+
+<file path=customXml/item1.xml><?xml version="1.0" encoding="utf-8"?>
+<b:Sources xmlns:b="http://schemas.openxmlformats.org/officeDocument/2006/bibliography" xmlns="http://schemas.openxmlformats.org/officeDocument/2006/bibliography" SelectedStyle="\APASixthEditionOfficeOnline.xsl" StyleName="APA" Version="6"/>
+</file>
+
+<file path=customXml/itemProps1.xml><?xml version="1.0" encoding="utf-8"?>
+<ds:datastoreItem xmlns:ds="http://schemas.openxmlformats.org/officeDocument/2006/customXml" ds:itemID="{BC423D02-6772-4071-AC00-FD2C87991437}">
+  <ds:schemaRefs>
+    <ds:schemaRef ds:uri="http://schemas.openxmlformats.org/officeDocument/2006/bibliography"/>
+  </ds:schemaRefs>
+</ds:datastoreItem>
 </file>